--- a/tools/hotel-analysis/Assets/report template.docx
+++ b/tools/hotel-analysis/Assets/report template.docx
@@ -7,220 +7,7 @@
         <w:pStyle w:val="CoverPageTitle"/>
       </w:pPr>
       <w:r>
-        <w:rPr>
-          <w:noProof/>
-        </w:rPr>
-        <mc:AlternateContent>
-          <mc:Choice Requires="wpg">
-            <w:drawing>
-              <wp:anchor distT="0" distB="0" distL="114300" distR="114300" simplePos="0" relativeHeight="251659264" behindDoc="0" locked="0" layoutInCell="1" allowOverlap="1" wp14:anchorId="7BFD8613" wp14:editId="51AC4AEB">
-                <wp:simplePos x="914400" y="988695"/>
-                <wp:positionH relativeFrom="margin">
-                  <wp:align>center</wp:align>
-                </wp:positionH>
-                <wp:positionV relativeFrom="page">
-                  <wp:align>top</wp:align>
-                </wp:positionV>
-                <wp:extent cx="6793993" cy="4078224"/>
-                <wp:effectExtent l="0" t="0" r="6985" b="0"/>
-                <wp:wrapSquare wrapText="bothSides"/>
-                <wp:docPr id="1841149873" name="Group 1841149873"/>
-                <wp:cNvGraphicFramePr>
-                  <a:graphicFrameLocks xmlns:a="http://schemas.openxmlformats.org/drawingml/2006/main" noChangeAspect="1"/>
-                </wp:cNvGraphicFramePr>
-                <a:graphic xmlns:a="http://schemas.openxmlformats.org/drawingml/2006/main">
-                  <a:graphicData uri="http://schemas.microsoft.com/office/word/2010/wordprocessingGroup">
-                    <wpg:wgp>
-                      <wpg:cNvGrpSpPr>
-                        <a:grpSpLocks noChangeAspect="1"/>
-                      </wpg:cNvGrpSpPr>
-                      <wpg:grpSpPr>
-                        <a:xfrm>
-                          <a:off x="0" y="0"/>
-                          <a:ext cx="6793993" cy="4078224"/>
-                          <a:chOff x="-1" y="0"/>
-                          <a:chExt cx="6796141" cy="4080093"/>
-                        </a:xfrm>
-                      </wpg:grpSpPr>
-                      <pic:pic xmlns:pic="http://schemas.openxmlformats.org/drawingml/2006/picture">
-                        <pic:nvPicPr>
-                          <pic:cNvPr id="18093572" name="Picture 10" descr="See the source image"/>
-                          <pic:cNvPicPr preferRelativeResize="0">
-                            <a:picLocks noChangeAspect="1"/>
-                          </pic:cNvPicPr>
-                        </pic:nvPicPr>
-                        <pic:blipFill>
-                          <a:blip r:embed="rId8">
-                            <a:extLst>
-                              <a:ext uri="{28A0092B-C50C-407E-A947-70E740481C1C}">
-                                <a14:useLocalDpi xmlns:a14="http://schemas.microsoft.com/office/drawing/2010/main" val="0"/>
-                              </a:ext>
-                            </a:extLst>
-                          </a:blip>
-                          <a:stretch>
-                            <a:fillRect/>
-                          </a:stretch>
-                        </pic:blipFill>
-                        <pic:spPr bwMode="auto">
-                          <a:xfrm>
-                            <a:off x="-1" y="8894"/>
-                            <a:ext cx="3338615" cy="1966434"/>
-                          </a:xfrm>
-                          <a:prstGeom prst="rect">
-                            <a:avLst/>
-                          </a:prstGeom>
-                          <a:noFill/>
-                        </pic:spPr>
-                      </pic:pic>
-                      <pic:pic xmlns:pic="http://schemas.openxmlformats.org/drawingml/2006/picture">
-                        <pic:nvPicPr>
-                          <pic:cNvPr id="1849772849" name="Picture 11" descr="See the source image"/>
-                          <pic:cNvPicPr/>
-                        </pic:nvPicPr>
-                        <pic:blipFill rotWithShape="1">
-                          <a:blip r:embed="rId9" cstate="print">
-                            <a:extLst>
-                              <a:ext uri="{28A0092B-C50C-407E-A947-70E740481C1C}">
-                                <a14:useLocalDpi xmlns:a14="http://schemas.microsoft.com/office/drawing/2010/main" val="0"/>
-                              </a:ext>
-                            </a:extLst>
-                          </a:blip>
-                          <a:srcRect l="7816" r="8276"/>
-                          <a:stretch/>
-                        </pic:blipFill>
-                        <pic:spPr bwMode="auto">
-                          <a:xfrm>
-                            <a:off x="13648" y="2101755"/>
-                            <a:ext cx="3336290" cy="1964690"/>
-                          </a:xfrm>
-                          <a:prstGeom prst="rect">
-                            <a:avLst/>
-                          </a:prstGeom>
-                          <a:noFill/>
-                          <a:extLst>
-                            <a:ext uri="{53640926-AAD7-44D8-BBD7-CCE9431645EC}">
-                              <a14:shadowObscured xmlns:a14="http://schemas.microsoft.com/office/drawing/2010/main"/>
-                            </a:ext>
-                          </a:extLst>
-                        </pic:spPr>
-                      </pic:pic>
-                      <pic:pic xmlns:pic="http://schemas.openxmlformats.org/drawingml/2006/picture">
-                        <pic:nvPicPr>
-                          <pic:cNvPr id="1431708130" name="Picture 8" descr="See the source image"/>
-                          <pic:cNvPicPr/>
-                        </pic:nvPicPr>
-                        <pic:blipFill>
-                          <a:blip r:embed="rId10" cstate="print">
-                            <a:extLst>
-                              <a:ext uri="{28A0092B-C50C-407E-A947-70E740481C1C}">
-                                <a14:useLocalDpi xmlns:a14="http://schemas.microsoft.com/office/drawing/2010/main" val="0"/>
-                              </a:ext>
-                            </a:extLst>
-                          </a:blip>
-                          <a:stretch>
-                            <a:fillRect/>
-                          </a:stretch>
-                        </pic:blipFill>
-                        <pic:spPr bwMode="auto">
-                          <a:xfrm>
-                            <a:off x="3493827" y="0"/>
-                            <a:ext cx="3276600" cy="1964690"/>
-                          </a:xfrm>
-                          <a:prstGeom prst="rect">
-                            <a:avLst/>
-                          </a:prstGeom>
-                          <a:noFill/>
-                        </pic:spPr>
-                      </pic:pic>
-                      <pic:pic xmlns:pic="http://schemas.openxmlformats.org/drawingml/2006/picture">
-                        <pic:nvPicPr>
-                          <pic:cNvPr id="328241876" name="Picture 6" descr="See the source image"/>
-                          <pic:cNvPicPr/>
-                        </pic:nvPicPr>
-                        <pic:blipFill>
-                          <a:blip r:embed="rId11">
-                            <a:extLst>
-                              <a:ext uri="{28A0092B-C50C-407E-A947-70E740481C1C}">
-                                <a14:useLocalDpi xmlns:a14="http://schemas.microsoft.com/office/drawing/2010/main" val="0"/>
-                              </a:ext>
-                            </a:extLst>
-                          </a:blip>
-                          <a:stretch>
-                            <a:fillRect/>
-                          </a:stretch>
-                        </pic:blipFill>
-                        <pic:spPr bwMode="auto">
-                          <a:xfrm>
-                            <a:off x="3507475" y="2115403"/>
-                            <a:ext cx="3288665" cy="1964690"/>
-                          </a:xfrm>
-                          <a:prstGeom prst="rect">
-                            <a:avLst/>
-                          </a:prstGeom>
-                          <a:noFill/>
-                        </pic:spPr>
-                      </pic:pic>
-                    </wpg:wgp>
-                  </a:graphicData>
-                </a:graphic>
-                <wp14:sizeRelH relativeFrom="margin">
-                  <wp14:pctWidth>0</wp14:pctWidth>
-                </wp14:sizeRelH>
-                <wp14:sizeRelV relativeFrom="margin">
-                  <wp14:pctHeight>0</wp14:pctHeight>
-                </wp14:sizeRelV>
-              </wp:anchor>
-            </w:drawing>
-          </mc:Choice>
-          <mc:Fallback>
-            <w:pict>
-              <v:group w14:anchorId="6B58A5EA" id="Group 1841149873" o:spid="_x0000_s1026" style="position:absolute;margin-left:0;margin-top:0;width:534.95pt;height:321.1pt;z-index:251659264;mso-position-horizontal:center;mso-position-horizontal-relative:margin;mso-position-vertical:top;mso-position-vertical-relative:page;mso-width-relative:margin;mso-height-relative:margin" coordorigin="" coordsize="67961,40800" o:gfxdata="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">
-                <o:lock v:ext="edit" aspectratio="t"/>
-                <v:shapetype id="_x0000_t75" coordsize="21600,21600" o:spt="75" o:preferrelative="t" path="m@4@5l@4@11@9@11@9@5xe" filled="f" stroked="f">
-                  <v:stroke joinstyle="miter"/>
-                  <v:formulas>
-                    <v:f eqn="if lineDrawn pixelLineWidth 0"/>
-                    <v:f eqn="sum @0 1 0"/>
-                    <v:f eqn="sum 0 0 @1"/>
-                    <v:f eqn="prod @2 1 2"/>
-                    <v:f eqn="prod @3 21600 pixelWidth"/>
-                    <v:f eqn="prod @3 21600 pixelHeight"/>
-                    <v:f eqn="sum @0 0 1"/>
-                    <v:f eqn="prod @6 1 2"/>
-                    <v:f eqn="prod @7 21600 pixelWidth"/>
-                    <v:f eqn="sum @8 21600 0"/>
-                    <v:f eqn="prod @7 21600 pixelHeight"/>
-                    <v:f eqn="sum @10 21600 0"/>
-                  </v:formulas>
-                  <v:path o:extrusionok="f" gradientshapeok="t" o:connecttype="rect"/>
-                  <o:lock v:ext="edit" aspectratio="t"/>
-                </v:shapetype>
-                <v:shape id="Picture 10" o:spid="_x0000_s1027" type="#_x0000_t75" alt="See the source image" style="position:absolute;top:88;width:33386;height:19665;visibility:visible;mso-wrap-style:square" o:preferrelative="f" o:gfxdata="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">
-                  <v:imagedata r:id="rId12" o:title="See the source image"/>
-                </v:shape>
-                <v:shape id="Picture 11" o:spid="_x0000_s1028" type="#_x0000_t75" alt="See the source image" style="position:absolute;left:136;top:21017;width:33363;height:19647;visibility:visible;mso-wrap-style:square" o:gfxdata="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">
-                  <v:imagedata r:id="rId13" o:title="See the source image" cropleft="5122f" cropright="5424f"/>
-                </v:shape>
-                <v:shape id="Picture 8" o:spid="_x0000_s1029" type="#_x0000_t75" alt="See the source image" style="position:absolute;left:34938;width:32766;height:19646;visibility:visible;mso-wrap-style:square" o:gfxdata="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">
-                  <v:imagedata r:id="rId14" o:title="See the source image"/>
-                </v:shape>
-                <v:shape id="Picture 6" o:spid="_x0000_s1030" type="#_x0000_t75" alt="See the source image" style="position:absolute;left:35074;top:21154;width:32887;height:19646;visibility:visible;mso-wrap-style:square" o:gfxdata="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">
-                  <v:imagedata r:id="rId15" o:title="See the source image"/>
-                </v:shape>
-                <w10:wrap type="square" anchorx="margin" anchory="page"/>
-              </v:group>
-            </w:pict>
-          </mc:Fallback>
-        </mc:AlternateContent>
-      </w:r>
-      <w:r>
-        <w:t>Asset</w:t>
-      </w:r>
-      <w:r>
-        <w:t xml:space="preserve"> Dependency</w:t>
-      </w:r>
-      <w:r>
-        <w:t xml:space="preserve"> Assessment</w:t>
+        <w:t>Hotel Operational Security Toolkit (HOST)</w:t>
       </w:r>
     </w:p>
     <w:p>
@@ -515,7 +302,7 @@
         </w:p>
         <w:p>
           <w:pPr>
-            <w:pStyle w:val="TOC1"/>
+            <w:pStyle w:val="TOC2"/>
             <w:tabs>
               <w:tab w:val="right" w:leader="dot" w:pos="9890"/>
             </w:tabs>
@@ -537,13 +324,13 @@
           <w:r>
             <w:fldChar w:fldCharType="separate"/>
           </w:r>
-          <w:hyperlink w:anchor="_Toc223593745" w:history="1">
+          <w:hyperlink w:anchor="_Toc226195509" w:history="1">
             <w:r>
               <w:rPr>
                 <w:rStyle w:val="Hyperlink"/>
                 <w:noProof/>
               </w:rPr>
-              <w:t>PART I – EXECUTIVE DEPENDENCY RISK BRIEF</w:t>
+              <w:t>Assessment Overview</w:t>
             </w:r>
             <w:r>
               <w:rPr>
@@ -564,99 +351,7 @@
                 <w:noProof/>
                 <w:webHidden/>
               </w:rPr>
-              <w:instrText xml:space="preserve"> PAGEREF _Toc223593745 \h </w:instrText>
-            </w:r>
-            <w:r>
-              <w:rPr>
-                <w:noProof/>
-                <w:webHidden/>
-              </w:rPr>
-            </w:r>
-            <w:r>
-              <w:rPr>
-                <w:noProof/>
-                <w:webHidden/>
-              </w:rPr>
-              <w:fldChar w:fldCharType="separate"/>
-            </w:r>
-            <w:r>
-              <w:rPr>
-                <w:noProof/>
-                <w:webHidden/>
-              </w:rPr>
-              <w:t>2</w:t>
-            </w:r>
-            <w:r>
-              <w:rPr>
-                <w:noProof/>
-                <w:webHidden/>
-              </w:rPr>
-              <w:fldChar w:fldCharType="end"/>
-            </w:r>
-          </w:hyperlink>
-        </w:p>
-        <w:p>
-          <w:pPr>
-            <w:pStyle w:val="TOC2"/>
-            <w:tabs>
-              <w:tab w:val="left" w:pos="720"/>
-              <w:tab w:val="right" w:leader="dot" w:pos="9890"/>
-            </w:tabs>
-            <w:rPr>
-              <w:rFonts w:cstheme="minorBidi"/>
-              <w:noProof/>
-              <w:kern w:val="2"/>
-              <w:sz w:val="24"/>
-              <w:szCs w:val="24"/>
-              <w14:ligatures w14:val="standardContextual"/>
-            </w:rPr>
-          </w:pPr>
-          <w:hyperlink w:anchor="_Toc223593746" w:history="1">
-            <w:r>
-              <w:rPr>
-                <w:rStyle w:val="Hyperlink"/>
-                <w:noProof/>
-              </w:rPr>
-              <w:t>A.</w:t>
-            </w:r>
-            <w:r>
-              <w:rPr>
-                <w:rFonts w:cstheme="minorBidi"/>
-                <w:noProof/>
-                <w:kern w:val="2"/>
-                <w:sz w:val="24"/>
-                <w:szCs w:val="24"/>
-                <w14:ligatures w14:val="standardContextual"/>
-              </w:rPr>
-              <w:tab/>
-            </w:r>
-            <w:r>
-              <w:rPr>
-                <w:rStyle w:val="Hyperlink"/>
-                <w:noProof/>
-              </w:rPr>
-              <w:t>EXECUTIVE RISK POSTURE</w:t>
-            </w:r>
-            <w:r>
-              <w:rPr>
-                <w:noProof/>
-                <w:webHidden/>
-              </w:rPr>
-              <w:tab/>
-            </w:r>
-            <w:r>
-              <w:rPr>
-                <w:noProof/>
-                <w:webHidden/>
-              </w:rPr>
-              <w:fldChar w:fldCharType="begin"/>
-            </w:r>
-            <w:r>
-              <w:rPr>
-                <w:noProof/>
-                <w:webHidden/>
-              </w:rPr>
-              <w:instrText xml:space="preserve"> PAGEREF _Toc223593746 \h </w:instrText>
+              <w:instrText xml:space="preserve"> PAGEREF _Toc226195509 \h </w:instrText>
             </w:r>
             <w:r>
               <w:rPr>
@@ -702,13 +397,13 @@
               <w14:ligatures w14:val="standardContextual"/>
             </w:rPr>
           </w:pPr>
-          <w:hyperlink w:anchor="_Toc223593747" w:history="1">
+          <w:hyperlink w:anchor="_Toc226195510" w:history="1">
             <w:r>
               <w:rPr>
                 <w:rStyle w:val="Hyperlink"/>
                 <w:noProof/>
               </w:rPr>
-              <w:t>B. DEPENDENCY SNAPSHOT TABLE</w:t>
+              <w:t>Assessment Methodology</w:t>
             </w:r>
             <w:r>
               <w:rPr>
@@ -729,7 +424,7 @@
                 <w:noProof/>
                 <w:webHidden/>
               </w:rPr>
-              <w:instrText xml:space="preserve"> PAGEREF _Toc223593747 \h </w:instrText>
+              <w:instrText xml:space="preserve"> PAGEREF _Toc226195510 \h </w:instrText>
             </w:r>
             <w:r>
               <w:rPr>
@@ -775,13 +470,13 @@
               <w14:ligatures w14:val="standardContextual"/>
             </w:rPr>
           </w:pPr>
-          <w:hyperlink w:anchor="_Toc223593748" w:history="1">
+          <w:hyperlink w:anchor="_Toc226195511" w:history="1">
             <w:r>
               <w:rPr>
                 <w:rStyle w:val="Hyperlink"/>
                 <w:noProof/>
               </w:rPr>
-              <w:t>C. CROSS-INFRASTRUCTURE SYNTHESIS</w:t>
+              <w:t>Facility Overview</w:t>
             </w:r>
             <w:r>
               <w:rPr>
@@ -802,7 +497,7 @@
                 <w:noProof/>
                 <w:webHidden/>
               </w:rPr>
-              <w:instrText xml:space="preserve"> PAGEREF _Toc223593748 \h </w:instrText>
+              <w:instrText xml:space="preserve"> PAGEREF _Toc226195511 \h </w:instrText>
             </w:r>
             <w:r>
               <w:rPr>
@@ -822,7 +517,7 @@
                 <w:noProof/>
                 <w:webHidden/>
               </w:rPr>
-              <w:t>3</w:t>
+              <w:t>2</w:t>
             </w:r>
             <w:r>
               <w:rPr>
@@ -848,13 +543,13 @@
               <w14:ligatures w14:val="standardContextual"/>
             </w:rPr>
           </w:pPr>
-          <w:hyperlink w:anchor="_Toc223593749" w:history="1">
+          <w:hyperlink w:anchor="_Toc226195512" w:history="1">
             <w:r>
               <w:rPr>
                 <w:rStyle w:val="Hyperlink"/>
                 <w:noProof/>
               </w:rPr>
-              <w:t>D. PRIORITY ACTIONS</w:t>
+              <w:t>Systems Synopsis</w:t>
             </w:r>
             <w:r>
               <w:rPr>
@@ -875,7 +570,7 @@
                 <w:noProof/>
                 <w:webHidden/>
               </w:rPr>
-              <w:instrText xml:space="preserve"> PAGEREF _Toc223593749 \h </w:instrText>
+              <w:instrText xml:space="preserve"> PAGEREF _Toc226195512 \h </w:instrText>
             </w:r>
             <w:r>
               <w:rPr>
@@ -895,80 +590,7 @@
                 <w:noProof/>
                 <w:webHidden/>
               </w:rPr>
-              <w:t>3</w:t>
-            </w:r>
-            <w:r>
-              <w:rPr>
-                <w:noProof/>
-                <w:webHidden/>
-              </w:rPr>
-              <w:fldChar w:fldCharType="end"/>
-            </w:r>
-          </w:hyperlink>
-        </w:p>
-        <w:p>
-          <w:pPr>
-            <w:pStyle w:val="TOC1"/>
-            <w:tabs>
-              <w:tab w:val="right" w:leader="dot" w:pos="9890"/>
-            </w:tabs>
-            <w:rPr>
-              <w:rFonts w:cstheme="minorBidi"/>
-              <w:noProof/>
-              <w:kern w:val="2"/>
-              <w:sz w:val="24"/>
-              <w:szCs w:val="24"/>
-              <w14:ligatures w14:val="standardContextual"/>
-            </w:rPr>
-          </w:pPr>
-          <w:hyperlink w:anchor="_Toc223593750" w:history="1">
-            <w:r>
-              <w:rPr>
-                <w:rStyle w:val="Hyperlink"/>
-                <w:noProof/>
-              </w:rPr>
-              <w:t>PART II – TECHNICAL ANNEX</w:t>
-            </w:r>
-            <w:r>
-              <w:rPr>
-                <w:noProof/>
-                <w:webHidden/>
-              </w:rPr>
-              <w:tab/>
-            </w:r>
-            <w:r>
-              <w:rPr>
-                <w:noProof/>
-                <w:webHidden/>
-              </w:rPr>
-              <w:fldChar w:fldCharType="begin"/>
-            </w:r>
-            <w:r>
-              <w:rPr>
-                <w:noProof/>
-                <w:webHidden/>
-              </w:rPr>
-              <w:instrText xml:space="preserve"> PAGEREF _Toc223593750 \h </w:instrText>
-            </w:r>
-            <w:r>
-              <w:rPr>
-                <w:noProof/>
-                <w:webHidden/>
-              </w:rPr>
-            </w:r>
-            <w:r>
-              <w:rPr>
-                <w:noProof/>
-                <w:webHidden/>
-              </w:rPr>
-              <w:fldChar w:fldCharType="separate"/>
-            </w:r>
-            <w:r>
-              <w:rPr>
-                <w:noProof/>
-                <w:webHidden/>
-              </w:rPr>
-              <w:t>4</w:t>
+              <w:t>2</w:t>
             </w:r>
             <w:r>
               <w:rPr>
@@ -994,13 +616,13 @@
               <w14:ligatures w14:val="standardContextual"/>
             </w:rPr>
           </w:pPr>
-          <w:hyperlink w:anchor="_Toc223593751" w:history="1">
+          <w:hyperlink w:anchor="_Toc226195513" w:history="1">
             <w:r>
               <w:rPr>
                 <w:rStyle w:val="Hyperlink"/>
                 <w:noProof/>
               </w:rPr>
-              <w:t>DEPENDENCY SUMMARY</w:t>
+              <w:t>Security Domain Analysis</w:t>
             </w:r>
             <w:r>
               <w:rPr>
@@ -1021,7 +643,7 @@
                 <w:noProof/>
                 <w:webHidden/>
               </w:rPr>
-              <w:instrText xml:space="preserve"> PAGEREF _Toc223593751 \h </w:instrText>
+              <w:instrText xml:space="preserve"> PAGEREF _Toc226195513 \h </w:instrText>
             </w:r>
             <w:r>
               <w:rPr>
@@ -1041,226 +663,7 @@
                 <w:noProof/>
                 <w:webHidden/>
               </w:rPr>
-              <w:t>4</w:t>
-            </w:r>
-            <w:r>
-              <w:rPr>
-                <w:noProof/>
-                <w:webHidden/>
-              </w:rPr>
-              <w:fldChar w:fldCharType="end"/>
-            </w:r>
-          </w:hyperlink>
-        </w:p>
-        <w:p>
-          <w:pPr>
-            <w:pStyle w:val="TOC3"/>
-            <w:tabs>
-              <w:tab w:val="right" w:leader="dot" w:pos="9890"/>
-            </w:tabs>
-            <w:rPr>
-              <w:rFonts w:cstheme="minorBidi"/>
-              <w:noProof/>
-              <w:kern w:val="2"/>
-              <w:sz w:val="24"/>
-              <w:szCs w:val="24"/>
-              <w14:ligatures w14:val="standardContextual"/>
-            </w:rPr>
-          </w:pPr>
-          <w:hyperlink w:anchor="_Toc223593752" w:history="1">
-            <w:r>
-              <w:rPr>
-                <w:rStyle w:val="Hyperlink"/>
-                <w:noProof/>
-              </w:rPr>
-              <w:t>CORE INFRASTRUCTURE OVERVIEW</w:t>
-            </w:r>
-            <w:r>
-              <w:rPr>
-                <w:noProof/>
-                <w:webHidden/>
-              </w:rPr>
-              <w:tab/>
-            </w:r>
-            <w:r>
-              <w:rPr>
-                <w:noProof/>
-                <w:webHidden/>
-              </w:rPr>
-              <w:fldChar w:fldCharType="begin"/>
-            </w:r>
-            <w:r>
-              <w:rPr>
-                <w:noProof/>
-                <w:webHidden/>
-              </w:rPr>
-              <w:instrText xml:space="preserve"> PAGEREF _Toc223593752 \h </w:instrText>
-            </w:r>
-            <w:r>
-              <w:rPr>
-                <w:noProof/>
-                <w:webHidden/>
-              </w:rPr>
-            </w:r>
-            <w:r>
-              <w:rPr>
-                <w:noProof/>
-                <w:webHidden/>
-              </w:rPr>
-              <w:fldChar w:fldCharType="separate"/>
-            </w:r>
-            <w:r>
-              <w:rPr>
-                <w:noProof/>
-                <w:webHidden/>
-              </w:rPr>
-              <w:t>4</w:t>
-            </w:r>
-            <w:r>
-              <w:rPr>
-                <w:noProof/>
-                <w:webHidden/>
-              </w:rPr>
-              <w:fldChar w:fldCharType="end"/>
-            </w:r>
-          </w:hyperlink>
-        </w:p>
-        <w:p>
-          <w:pPr>
-            <w:pStyle w:val="TOC3"/>
-            <w:tabs>
-              <w:tab w:val="right" w:leader="dot" w:pos="9890"/>
-            </w:tabs>
-            <w:rPr>
-              <w:rFonts w:cstheme="minorBidi"/>
-              <w:noProof/>
-              <w:kern w:val="2"/>
-              <w:sz w:val="24"/>
-              <w:szCs w:val="24"/>
-              <w14:ligatures w14:val="standardContextual"/>
-            </w:rPr>
-          </w:pPr>
-          <w:hyperlink w:anchor="_Toc223593753" w:history="1">
-            <w:r>
-              <w:rPr>
-                <w:rStyle w:val="Hyperlink"/>
-                <w:noProof/>
-              </w:rPr>
-              <w:t>INTERNET TRANSPORT</w:t>
-            </w:r>
-            <w:r>
-              <w:rPr>
-                <w:noProof/>
-                <w:webHidden/>
-              </w:rPr>
-              <w:tab/>
-            </w:r>
-            <w:r>
-              <w:rPr>
-                <w:noProof/>
-                <w:webHidden/>
-              </w:rPr>
-              <w:fldChar w:fldCharType="begin"/>
-            </w:r>
-            <w:r>
-              <w:rPr>
-                <w:noProof/>
-                <w:webHidden/>
-              </w:rPr>
-              <w:instrText xml:space="preserve"> PAGEREF _Toc223593753 \h </w:instrText>
-            </w:r>
-            <w:r>
-              <w:rPr>
-                <w:noProof/>
-                <w:webHidden/>
-              </w:rPr>
-            </w:r>
-            <w:r>
-              <w:rPr>
-                <w:noProof/>
-                <w:webHidden/>
-              </w:rPr>
-              <w:fldChar w:fldCharType="separate"/>
-            </w:r>
-            <w:r>
-              <w:rPr>
-                <w:noProof/>
-                <w:webHidden/>
-              </w:rPr>
-              <w:t>4</w:t>
-            </w:r>
-            <w:r>
-              <w:rPr>
-                <w:noProof/>
-                <w:webHidden/>
-              </w:rPr>
-              <w:fldChar w:fldCharType="end"/>
-            </w:r>
-          </w:hyperlink>
-        </w:p>
-        <w:p>
-          <w:pPr>
-            <w:pStyle w:val="TOC3"/>
-            <w:tabs>
-              <w:tab w:val="right" w:leader="dot" w:pos="9890"/>
-            </w:tabs>
-            <w:rPr>
-              <w:rFonts w:cstheme="minorBidi"/>
-              <w:noProof/>
-              <w:kern w:val="2"/>
-              <w:sz w:val="24"/>
-              <w:szCs w:val="24"/>
-              <w14:ligatures w14:val="standardContextual"/>
-            </w:rPr>
-          </w:pPr>
-          <w:hyperlink w:anchor="_Toc223593754" w:history="1">
-            <w:r>
-              <w:rPr>
-                <w:rStyle w:val="Hyperlink"/>
-                <w:noProof/>
-              </w:rPr>
-              <w:t>CRITICAL HOSTED SERVICES</w:t>
-            </w:r>
-            <w:r>
-              <w:rPr>
-                <w:noProof/>
-                <w:webHidden/>
-              </w:rPr>
-              <w:tab/>
-            </w:r>
-            <w:r>
-              <w:rPr>
-                <w:noProof/>
-                <w:webHidden/>
-              </w:rPr>
-              <w:fldChar w:fldCharType="begin"/>
-            </w:r>
-            <w:r>
-              <w:rPr>
-                <w:noProof/>
-                <w:webHidden/>
-              </w:rPr>
-              <w:instrText xml:space="preserve"> PAGEREF _Toc223593754 \h </w:instrText>
-            </w:r>
-            <w:r>
-              <w:rPr>
-                <w:noProof/>
-                <w:webHidden/>
-              </w:rPr>
-            </w:r>
-            <w:r>
-              <w:rPr>
-                <w:noProof/>
-                <w:webHidden/>
-              </w:rPr>
-              <w:fldChar w:fldCharType="separate"/>
-            </w:r>
-            <w:r>
-              <w:rPr>
-                <w:noProof/>
-                <w:webHidden/>
-              </w:rPr>
-              <w:t>4</w:t>
+              <w:t>2</w:t>
             </w:r>
             <w:r>
               <w:rPr>
@@ -1286,13 +689,13 @@
               <w14:ligatures w14:val="standardContextual"/>
             </w:rPr>
           </w:pPr>
-          <w:hyperlink w:anchor="_Toc223593755" w:history="1">
+          <w:hyperlink w:anchor="_Toc226195514" w:history="1">
             <w:r>
               <w:rPr>
                 <w:rStyle w:val="Hyperlink"/>
                 <w:noProof/>
               </w:rPr>
-              <w:t>STRUCTURAL RISK PROFILE</w:t>
+              <w:t>Standards Alignment</w:t>
             </w:r>
             <w:r>
               <w:rPr>
@@ -1313,7 +716,7 @@
                 <w:noProof/>
                 <w:webHidden/>
               </w:rPr>
-              <w:instrText xml:space="preserve"> PAGEREF _Toc223593755 \h </w:instrText>
+              <w:instrText xml:space="preserve"> PAGEREF _Toc226195514 \h </w:instrText>
             </w:r>
             <w:r>
               <w:rPr>
@@ -1333,7 +736,7 @@
                 <w:noProof/>
                 <w:webHidden/>
               </w:rPr>
-              <w:t>4</w:t>
+              <w:t>2</w:t>
             </w:r>
             <w:r>
               <w:rPr>
@@ -1359,13 +762,13 @@
               <w14:ligatures w14:val="standardContextual"/>
             </w:rPr>
           </w:pPr>
-          <w:hyperlink w:anchor="_Toc223593756" w:history="1">
+          <w:hyperlink w:anchor="_Toc226195515" w:history="1">
             <w:r>
               <w:rPr>
                 <w:rStyle w:val="Hyperlink"/>
                 <w:noProof/>
               </w:rPr>
-              <w:t>INFRASTRUCTURE VULNERABILITIES</w:t>
+              <w:t>Program Governance &amp; Procurement</w:t>
             </w:r>
             <w:r>
               <w:rPr>
@@ -1386,7 +789,7 @@
                 <w:noProof/>
                 <w:webHidden/>
               </w:rPr>
-              <w:instrText xml:space="preserve"> PAGEREF _Toc223593756 \h </w:instrText>
+              <w:instrText xml:space="preserve"> PAGEREF _Toc226195515 \h </w:instrText>
             </w:r>
             <w:r>
               <w:rPr>
@@ -1406,7 +809,7 @@
                 <w:noProof/>
                 <w:webHidden/>
               </w:rPr>
-              <w:t>4</w:t>
+              <w:t>2</w:t>
             </w:r>
             <w:r>
               <w:rPr>
@@ -1432,13 +835,13 @@
               <w14:ligatures w14:val="standardContextual"/>
             </w:rPr>
           </w:pPr>
-          <w:hyperlink w:anchor="_Toc223593757" w:history="1">
+          <w:hyperlink w:anchor="_Toc226195516" w:history="1">
             <w:r>
               <w:rPr>
                 <w:rStyle w:val="Hyperlink"/>
                 <w:noProof/>
               </w:rPr>
-              <w:t>CROSS-INFRASTRUCTURE ANALYSIS</w:t>
+              <w:t>Vulnerability Register</w:t>
             </w:r>
             <w:r>
               <w:rPr>
@@ -1459,7 +862,7 @@
                 <w:noProof/>
                 <w:webHidden/>
               </w:rPr>
-              <w:instrText xml:space="preserve"> PAGEREF _Toc223593757 \h </w:instrText>
+              <w:instrText xml:space="preserve"> PAGEREF _Toc226195516 \h </w:instrText>
             </w:r>
             <w:r>
               <w:rPr>
@@ -1479,7 +882,226 @@
                 <w:noProof/>
                 <w:webHidden/>
               </w:rPr>
-              <w:t>4</w:t>
+              <w:t>2</w:t>
+            </w:r>
+            <w:r>
+              <w:rPr>
+                <w:noProof/>
+                <w:webHidden/>
+              </w:rPr>
+              <w:fldChar w:fldCharType="end"/>
+            </w:r>
+          </w:hyperlink>
+        </w:p>
+        <w:p>
+          <w:pPr>
+            <w:pStyle w:val="TOC2"/>
+            <w:tabs>
+              <w:tab w:val="right" w:leader="dot" w:pos="9890"/>
+            </w:tabs>
+            <w:rPr>
+              <w:rFonts w:cstheme="minorBidi"/>
+              <w:noProof/>
+              <w:kern w:val="2"/>
+              <w:sz w:val="24"/>
+              <w:szCs w:val="24"/>
+              <w14:ligatures w14:val="standardContextual"/>
+            </w:rPr>
+          </w:pPr>
+          <w:hyperlink w:anchor="_Toc226195517" w:history="1">
+            <w:r>
+              <w:rPr>
+                <w:rStyle w:val="Hyperlink"/>
+                <w:noProof/>
+              </w:rPr>
+              <w:t>Mitigation Guidance</w:t>
+            </w:r>
+            <w:r>
+              <w:rPr>
+                <w:noProof/>
+                <w:webHidden/>
+              </w:rPr>
+              <w:tab/>
+            </w:r>
+            <w:r>
+              <w:rPr>
+                <w:noProof/>
+                <w:webHidden/>
+              </w:rPr>
+              <w:fldChar w:fldCharType="begin"/>
+            </w:r>
+            <w:r>
+              <w:rPr>
+                <w:noProof/>
+                <w:webHidden/>
+              </w:rPr>
+              <w:instrText xml:space="preserve"> PAGEREF _Toc226195517 \h </w:instrText>
+            </w:r>
+            <w:r>
+              <w:rPr>
+                <w:noProof/>
+                <w:webHidden/>
+              </w:rPr>
+            </w:r>
+            <w:r>
+              <w:rPr>
+                <w:noProof/>
+                <w:webHidden/>
+              </w:rPr>
+              <w:fldChar w:fldCharType="separate"/>
+            </w:r>
+            <w:r>
+              <w:rPr>
+                <w:noProof/>
+                <w:webHidden/>
+              </w:rPr>
+              <w:t>2</w:t>
+            </w:r>
+            <w:r>
+              <w:rPr>
+                <w:noProof/>
+                <w:webHidden/>
+              </w:rPr>
+              <w:fldChar w:fldCharType="end"/>
+            </w:r>
+          </w:hyperlink>
+        </w:p>
+        <w:p>
+          <w:pPr>
+            <w:pStyle w:val="TOC2"/>
+            <w:tabs>
+              <w:tab w:val="right" w:leader="dot" w:pos="9890"/>
+            </w:tabs>
+            <w:rPr>
+              <w:rFonts w:cstheme="minorBidi"/>
+              <w:noProof/>
+              <w:kern w:val="2"/>
+              <w:sz w:val="24"/>
+              <w:szCs w:val="24"/>
+              <w14:ligatures w14:val="standardContextual"/>
+            </w:rPr>
+          </w:pPr>
+          <w:hyperlink w:anchor="_Toc226195518" w:history="1">
+            <w:r>
+              <w:rPr>
+                <w:rStyle w:val="Hyperlink"/>
+                <w:noProof/>
+              </w:rPr>
+              <w:t>Mitigation Roadmap</w:t>
+            </w:r>
+            <w:r>
+              <w:rPr>
+                <w:noProof/>
+                <w:webHidden/>
+              </w:rPr>
+              <w:tab/>
+            </w:r>
+            <w:r>
+              <w:rPr>
+                <w:noProof/>
+                <w:webHidden/>
+              </w:rPr>
+              <w:fldChar w:fldCharType="begin"/>
+            </w:r>
+            <w:r>
+              <w:rPr>
+                <w:noProof/>
+                <w:webHidden/>
+              </w:rPr>
+              <w:instrText xml:space="preserve"> PAGEREF _Toc226195518 \h </w:instrText>
+            </w:r>
+            <w:r>
+              <w:rPr>
+                <w:noProof/>
+                <w:webHidden/>
+              </w:rPr>
+            </w:r>
+            <w:r>
+              <w:rPr>
+                <w:noProof/>
+                <w:webHidden/>
+              </w:rPr>
+              <w:fldChar w:fldCharType="separate"/>
+            </w:r>
+            <w:r>
+              <w:rPr>
+                <w:noProof/>
+                <w:webHidden/>
+              </w:rPr>
+              <w:t>2</w:t>
+            </w:r>
+            <w:r>
+              <w:rPr>
+                <w:noProof/>
+                <w:webHidden/>
+              </w:rPr>
+              <w:fldChar w:fldCharType="end"/>
+            </w:r>
+          </w:hyperlink>
+        </w:p>
+        <w:p>
+          <w:pPr>
+            <w:pStyle w:val="TOC2"/>
+            <w:tabs>
+              <w:tab w:val="right" w:leader="dot" w:pos="9890"/>
+            </w:tabs>
+            <w:rPr>
+              <w:rFonts w:cstheme="minorBidi"/>
+              <w:noProof/>
+              <w:kern w:val="2"/>
+              <w:sz w:val="24"/>
+              <w:szCs w:val="24"/>
+              <w14:ligatures w14:val="standardContextual"/>
+            </w:rPr>
+          </w:pPr>
+          <w:hyperlink w:anchor="_Toc226195519" w:history="1">
+            <w:r>
+              <w:rPr>
+                <w:rStyle w:val="Hyperlink"/>
+                <w:noProof/>
+              </w:rPr>
+              <w:t>Appendix – Key Contacts</w:t>
+            </w:r>
+            <w:r>
+              <w:rPr>
+                <w:noProof/>
+                <w:webHidden/>
+              </w:rPr>
+              <w:tab/>
+            </w:r>
+            <w:r>
+              <w:rPr>
+                <w:noProof/>
+                <w:webHidden/>
+              </w:rPr>
+              <w:fldChar w:fldCharType="begin"/>
+            </w:r>
+            <w:r>
+              <w:rPr>
+                <w:noProof/>
+                <w:webHidden/>
+              </w:rPr>
+              <w:instrText xml:space="preserve"> PAGEREF _Toc226195519 \h </w:instrText>
+            </w:r>
+            <w:r>
+              <w:rPr>
+                <w:noProof/>
+                <w:webHidden/>
+              </w:rPr>
+            </w:r>
+            <w:r>
+              <w:rPr>
+                <w:noProof/>
+                <w:webHidden/>
+              </w:rPr>
+              <w:fldChar w:fldCharType="separate"/>
+            </w:r>
+            <w:r>
+              <w:rPr>
+                <w:noProof/>
+                <w:webHidden/>
+              </w:rPr>
+              <w:t>2</w:t>
             </w:r>
             <w:r>
               <w:rPr>
@@ -1492,6 +1114,12 @@
         </w:p>
         <w:p>
           <w:r>
+            <w:rPr>
+              <w:rFonts w:eastAsiaTheme="minorEastAsia" w:cs="Times New Roman"/>
+              <w:b/>
+              <w:bCs/>
+              <w:noProof/>
+            </w:rPr>
             <w:fldChar w:fldCharType="end"/>
           </w:r>
         </w:p>
@@ -1503,301 +1131,274 @@
       </w:r>
     </w:p>
     <w:p>
-      <w:pPr>
-        <w:pStyle w:val="Heading1"/>
-      </w:pPr>
-      <w:bookmarkStart w:id="0" w:name="_Toc222832992"/>
-      <w:bookmarkStart w:id="1" w:name="_Toc223593745"/>
-      <w:r>
+      <w:bookmarkStart w:id="0" w:name="_Toc226195509"/>
+      <w:r>
+        <w:rPr>
+          <w:rStyle w:val="Heading2Char"/>
+        </w:rPr>
         <w:lastRenderedPageBreak/>
-        <w:t>PART I – EXECUTIVE DEPENDENCY RISK BRIEF</w:t>
+        <w:t>Assessment Overview</w:t>
       </w:r>
       <w:bookmarkEnd w:id="0"/>
+      <w:r>
+        <w:br/>
+        <w:t>[[</w:t>
+      </w:r>
+      <w:r>
+        <w:t>Assessment Overview</w:t>
+      </w:r>
+      <w:r>
+        <w:t xml:space="preserve">]] </w:t>
+      </w:r>
+    </w:p>
+    <w:p>
+      <w:pPr>
+        <w:rPr>
+          <w:rStyle w:val="Heading2Char"/>
+        </w:rPr>
+      </w:pPr>
+      <w:bookmarkStart w:id="1" w:name="_Toc226195510"/>
+      <w:r>
+        <w:rPr>
+          <w:rStyle w:val="Heading2Char"/>
+        </w:rPr>
+        <w:br w:type="page"/>
+      </w:r>
+    </w:p>
+    <w:p>
+      <w:r>
+        <w:rPr>
+          <w:rStyle w:val="Heading2Char"/>
+        </w:rPr>
+        <w:lastRenderedPageBreak/>
+        <w:t>Assessment Methodology</w:t>
+      </w:r>
       <w:bookmarkEnd w:id="1"/>
+      <w:r>
+        <w:br/>
+        <w:t>[[</w:t>
+      </w:r>
+      <w:r>
+        <w:t>Assessment Methodology</w:t>
+      </w:r>
+      <w:r>
+        <w:t xml:space="preserve">]] </w:t>
+      </w:r>
+    </w:p>
+    <w:p>
+      <w:pPr>
+        <w:rPr>
+          <w:rFonts w:asciiTheme="majorHAnsi" w:eastAsiaTheme="majorEastAsia" w:hAnsiTheme="majorHAnsi" w:cstheme="majorBidi"/>
+          <w:color w:val="2F5496" w:themeColor="accent1" w:themeShade="BF"/>
+          <w:sz w:val="26"/>
+          <w:szCs w:val="26"/>
+        </w:rPr>
+      </w:pPr>
+      <w:bookmarkStart w:id="2" w:name="_Toc226195511"/>
+      <w:r>
+        <w:br w:type="page"/>
+      </w:r>
+    </w:p>
+    <w:p>
+      <w:pPr>
+        <w:pStyle w:val="Heading2"/>
+      </w:pPr>
+      <w:r>
+        <w:lastRenderedPageBreak/>
+        <w:t>Facility Overview</w:t>
+      </w:r>
+      <w:bookmarkEnd w:id="2"/>
+    </w:p>
+    <w:p>
+      <w:r>
+        <w:t>[[</w:t>
+      </w:r>
+      <w:r>
+        <w:t>Facility Overview</w:t>
+      </w:r>
+      <w:r>
+        <w:t>]]</w:t>
+      </w:r>
+      <w:r>
+        <w:t xml:space="preserve"> </w:t>
+      </w:r>
+    </w:p>
+    <w:p>
+      <w:pPr>
+        <w:pStyle w:val="Heading2"/>
+      </w:pPr>
+      <w:bookmarkStart w:id="3" w:name="_Toc226195512"/>
+      <w:r>
+        <w:t>Systems Synopsis</w:t>
+      </w:r>
+      <w:bookmarkEnd w:id="3"/>
+    </w:p>
+    <w:p>
+      <w:r>
+        <w:t>[[</w:t>
+      </w:r>
+      <w:r>
+        <w:t>Systems Synopsis</w:t>
+      </w:r>
+      <w:r>
+        <w:t>]]</w:t>
+      </w:r>
+    </w:p>
+    <w:p>
+      <w:bookmarkStart w:id="4" w:name="_Toc226195513"/>
+      <w:r>
+        <w:rPr>
+          <w:rStyle w:val="Heading2Char"/>
+        </w:rPr>
+        <w:t>Security Domain Analysis</w:t>
+      </w:r>
+      <w:bookmarkEnd w:id="4"/>
+      <w:r>
+        <w:br/>
+        <w:t>[[</w:t>
+      </w:r>
+      <w:r>
+        <w:t>Security Domain Analysis</w:t>
+      </w:r>
+      <w:r>
+        <w:t>]]</w:t>
+      </w:r>
+    </w:p>
+    <w:p>
+      <w:pPr>
+        <w:pStyle w:val="Heading2"/>
+      </w:pPr>
+      <w:bookmarkStart w:id="5" w:name="_Toc226195514"/>
+      <w:r>
+        <w:t>Standards Alignment</w:t>
+      </w:r>
+      <w:bookmarkEnd w:id="5"/>
+    </w:p>
+    <w:p>
+      <w:r>
+        <w:t xml:space="preserve">[[Standards </w:t>
+      </w:r>
+      <w:proofErr w:type="gramStart"/>
+      <w:r>
+        <w:t>Alignment]]</w:t>
+      </w:r>
+      <w:proofErr w:type="gramEnd"/>
+    </w:p>
+    <w:p>
+      <w:pPr>
+        <w:pStyle w:val="Heading2"/>
+      </w:pPr>
+      <w:bookmarkStart w:id="6" w:name="_Toc226195515"/>
+      <w:r>
+        <w:t>Program Governance &amp; Procurement</w:t>
+      </w:r>
+      <w:bookmarkEnd w:id="6"/>
+    </w:p>
+    <w:p>
+      <w:r>
+        <w:t>[[</w:t>
+      </w:r>
+      <w:r>
+        <w:t>Program Governance &amp; Procurement</w:t>
+      </w:r>
+      <w:r>
+        <w:t xml:space="preserve">]] </w:t>
+      </w:r>
+    </w:p>
+    <w:p>
+      <w:pPr>
+        <w:pStyle w:val="Heading2"/>
+      </w:pPr>
+      <w:bookmarkStart w:id="7" w:name="_Toc226195516"/>
+      <w:r>
+        <w:t>Vulnerability Register</w:t>
+      </w:r>
+      <w:bookmarkEnd w:id="7"/>
+    </w:p>
+    <w:p>
+      <w:r>
+        <w:t>[[Vulnerability Register]]</w:t>
+      </w:r>
+    </w:p>
+    <w:p>
+      <w:pPr>
+        <w:pStyle w:val="Heading2"/>
+      </w:pPr>
+      <w:bookmarkStart w:id="8" w:name="_Toc226195517"/>
+      <w:r>
+        <w:t>Mitigation Guidance</w:t>
+      </w:r>
+      <w:bookmarkEnd w:id="8"/>
+    </w:p>
+    <w:p>
+      <w:r>
+        <w:t>[[Mitigation Guidance]]</w:t>
+      </w:r>
+    </w:p>
+    <w:p>
+      <w:pPr>
+        <w:pStyle w:val="Heading2"/>
+      </w:pPr>
+      <w:bookmarkStart w:id="9" w:name="_Toc226195518"/>
+      <w:r>
+        <w:t>Mitigation Roadmap</w:t>
+      </w:r>
+      <w:bookmarkEnd w:id="9"/>
+    </w:p>
+    <w:p>
+      <w:r>
+        <w:t xml:space="preserve">[[Mitigation </w:t>
+      </w:r>
+      <w:proofErr w:type="gramStart"/>
+      <w:r>
+        <w:t>Roadmap]]</w:t>
+      </w:r>
+      <w:proofErr w:type="gramEnd"/>
+    </w:p>
+    <w:p>
+      <w:pPr>
+        <w:rPr>
+          <w:rFonts w:asciiTheme="majorHAnsi" w:eastAsiaTheme="majorEastAsia" w:hAnsiTheme="majorHAnsi" w:cstheme="majorBidi"/>
+          <w:color w:val="2F5496" w:themeColor="accent1" w:themeShade="BF"/>
+          <w:sz w:val="26"/>
+          <w:szCs w:val="26"/>
+        </w:rPr>
+      </w:pPr>
+      <w:bookmarkStart w:id="10" w:name="_Toc226195519"/>
+      <w:r>
+        <w:br w:type="page"/>
+      </w:r>
+    </w:p>
+    <w:p>
+      <w:pPr>
+        <w:pStyle w:val="Heading2"/>
+      </w:pPr>
+      <w:r>
+        <w:lastRenderedPageBreak/>
+        <w:t>Appendix – Key Contacts</w:t>
+      </w:r>
+      <w:bookmarkEnd w:id="10"/>
+    </w:p>
+    <w:p>
+      <w:r>
+        <w:t>[[</w:t>
+      </w:r>
+      <w:r>
+        <w:t>Appendix – Key Contacts</w:t>
+      </w:r>
+      <w:r>
+        <w:t xml:space="preserve">]] </w:t>
+      </w:r>
+      <w:r>
+        <w:br w:type="page"/>
+      </w:r>
     </w:p>
     <w:p/>
-    <w:p>
-      <w:pPr>
-        <w:pStyle w:val="Heading2"/>
-        <w:numPr>
-          <w:ilvl w:val="0"/>
-          <w:numId w:val="6"/>
-        </w:numPr>
-      </w:pPr>
-      <w:bookmarkStart w:id="2" w:name="_Toc222832993"/>
-      <w:bookmarkStart w:id="3" w:name="_Toc223593746"/>
-      <w:r>
-        <w:t>EXECUTIVE RISK POSTURE</w:t>
-      </w:r>
-      <w:bookmarkEnd w:id="2"/>
-      <w:bookmarkEnd w:id="3"/>
-    </w:p>
-    <w:p/>
-    <w:p>
-      <w:r>
-        <w:t>[[SNAPSHOT_POSTURE]]</w:t>
-      </w:r>
-    </w:p>
-    <w:p>
-      <w:r>
-        <w:t>[[SNAPSHOT_SUMMARY]]</w:t>
-      </w:r>
-    </w:p>
-    <w:p>
-      <w:r>
-        <w:t>[[SNAPSHOT_DRIVERS]]</w:t>
-      </w:r>
-    </w:p>
-    <w:p/>
-    <w:p>
-      <w:pPr>
-        <w:pStyle w:val="Heading2"/>
-      </w:pPr>
-      <w:bookmarkStart w:id="4" w:name="_Toc222832994"/>
-      <w:bookmarkStart w:id="5" w:name="_Toc223593747"/>
-      <w:r>
-        <w:t>B. DEPENDENCY SNAPSHOT TABLE</w:t>
-      </w:r>
-      <w:bookmarkEnd w:id="4"/>
-      <w:bookmarkEnd w:id="5"/>
-    </w:p>
-    <w:p/>
-    <w:p>
-      <w:r>
-        <w:t>[[SNAPSHOT_MATRIX]]</w:t>
-      </w:r>
-    </w:p>
-    <w:p>
-      <w:r>
-        <w:t>[[SNAPSHOT_CASCADE]]</w:t>
-      </w:r>
-    </w:p>
-    <w:p>
-      <w:r>
-        <w:t>[[CHART_ELECTRIC_POWER]]</w:t>
-      </w:r>
-    </w:p>
-    <w:p>
-      <w:r>
-        <w:t>[[CHART_COMMUNICATIONS]]</w:t>
-      </w:r>
-    </w:p>
-    <w:p>
-      <w:r>
-        <w:t>[[CHART_INFORMATION_TECHNOLOGY]]</w:t>
-      </w:r>
-    </w:p>
-    <w:p>
-      <w:r>
-        <w:t>[[CHART_WATER]]</w:t>
-      </w:r>
-    </w:p>
-    <w:p>
-      <w:r>
-        <w:t>[[CHART_WASTEWATER]]</w:t>
-      </w:r>
-    </w:p>
-    <w:p>
-      <w:r>
-        <w:br w:type="page"/>
-      </w:r>
-    </w:p>
-    <w:p/>
-    <w:p>
-      <w:pPr>
-        <w:pStyle w:val="Heading2"/>
-      </w:pPr>
-      <w:bookmarkStart w:id="6" w:name="_Toc222832996"/>
-      <w:bookmarkStart w:id="7" w:name="_Toc223593748"/>
-      <w:r>
-        <w:t>C</w:t>
-      </w:r>
-      <w:r>
-        <w:t>. CROSS-INFRASTRUCTURE SYNTHESIS</w:t>
-      </w:r>
-      <w:bookmarkEnd w:id="6"/>
-      <w:bookmarkEnd w:id="7"/>
-    </w:p>
-    <w:p/>
-    <w:p>
-      <w:r>
-        <w:t>[[SYNTHESIS]]</w:t>
-      </w:r>
-    </w:p>
-    <w:p/>
-    <w:p>
-      <w:pPr>
-        <w:pStyle w:val="Heading2"/>
-      </w:pPr>
-      <w:bookmarkStart w:id="8" w:name="_Toc222832997"/>
-      <w:bookmarkStart w:id="9" w:name="_Toc223593749"/>
-      <w:r>
-        <w:t>D</w:t>
-      </w:r>
-      <w:r>
-        <w:t>. PRIORITY ACTIONS</w:t>
-      </w:r>
-      <w:bookmarkEnd w:id="8"/>
-      <w:bookmarkEnd w:id="9"/>
-    </w:p>
-    <w:p/>
-    <w:p>
-      <w:r>
-        <w:t>[[PRIORITY_ACTIONS]]</w:t>
-      </w:r>
-    </w:p>
-    <w:p>
-      <w:r>
-        <w:br w:type="page"/>
-      </w:r>
-    </w:p>
-    <w:p/>
-    <w:p>
-      <w:pPr>
-        <w:pStyle w:val="Heading1"/>
-      </w:pPr>
-      <w:bookmarkStart w:id="10" w:name="_Toc222832998"/>
-      <w:bookmarkStart w:id="11" w:name="_Toc223593750"/>
-      <w:r>
-        <w:t>PART II – TECHNICAL ANNEX</w:t>
-      </w:r>
-      <w:bookmarkEnd w:id="10"/>
-      <w:bookmarkEnd w:id="11"/>
-    </w:p>
-    <w:p/>
-    <w:p>
-      <w:pPr>
-        <w:pStyle w:val="Heading2"/>
-      </w:pPr>
-      <w:bookmarkStart w:id="12" w:name="_Toc222832999"/>
-      <w:bookmarkStart w:id="13" w:name="_Toc223593751"/>
-      <w:r>
-        <w:t>DEPENDENCY SUMMARY</w:t>
-      </w:r>
-      <w:bookmarkEnd w:id="12"/>
-      <w:bookmarkEnd w:id="13"/>
-    </w:p>
-    <w:p>
-      <w:pPr>
-        <w:pStyle w:val="Heading3"/>
-      </w:pPr>
-      <w:bookmarkStart w:id="14" w:name="_Toc223593752"/>
-      <w:r>
-        <w:t>CORE INFRASTRUCTURE OVERVIEW</w:t>
-      </w:r>
-      <w:bookmarkEnd w:id="14"/>
-    </w:p>
-    <w:p>
-      <w:r>
-        <w:t>[[TABLE_DEPENDENCY_SUMMARY]]</w:t>
-      </w:r>
-    </w:p>
-    <w:p/>
-    <w:p>
-      <w:pPr>
-        <w:pStyle w:val="Heading3"/>
-      </w:pPr>
-      <w:bookmarkStart w:id="15" w:name="_Toc223593753"/>
-      <w:r>
-        <w:t>INTERNET TRANSPORT</w:t>
-      </w:r>
-      <w:bookmarkEnd w:id="15"/>
-    </w:p>
-    <w:p>
-      <w:r>
-        <w:t>[[IT_TRANSPORT_SECTION]]</w:t>
-      </w:r>
-    </w:p>
-    <w:p/>
-    <w:p>
-      <w:pPr>
-        <w:pStyle w:val="Heading3"/>
-      </w:pPr>
-      <w:bookmarkStart w:id="16" w:name="_Toc223593754"/>
-      <w:r>
-        <w:t>CRITICAL HOSTED SERVICES</w:t>
-      </w:r>
-      <w:bookmarkEnd w:id="16"/>
-    </w:p>
-    <w:p>
-      <w:r>
-        <w:t>[[IT_HOSTED_SECTION]]</w:t>
-      </w:r>
-    </w:p>
-    <w:p/>
-    <w:p>
-      <w:pPr>
-        <w:pStyle w:val="Heading2"/>
-      </w:pPr>
-      <w:bookmarkStart w:id="17" w:name="_Toc223593755"/>
-      <w:r>
-        <w:t>STRUCTURAL RISK PROFILE</w:t>
-      </w:r>
-      <w:bookmarkEnd w:id="17"/>
-    </w:p>
-    <w:p>
-      <w:pPr>
-        <w:pStyle w:val="NoSpacing"/>
-      </w:pPr>
-      <w:r>
-        <w:t>[[STRUCTURAL_PROFILE_SUMMARY]]</w:t>
-      </w:r>
-    </w:p>
-    <w:p>
-      <w:pPr>
-        <w:pStyle w:val="NoSpacing"/>
-      </w:pPr>
-    </w:p>
-    <w:p>
-      <w:pPr>
-        <w:pStyle w:val="NoSpacing"/>
-      </w:pPr>
-    </w:p>
-    <w:p>
-      <w:pPr>
-        <w:pStyle w:val="Heading2"/>
-      </w:pPr>
-      <w:bookmarkStart w:id="18" w:name="_Toc223593756"/>
-      <w:r>
-        <w:t>INFRASTRUCTURE VULNERABILITIES</w:t>
-      </w:r>
-      <w:bookmarkEnd w:id="18"/>
-    </w:p>
-    <w:p>
-      <w:r>
-        <w:t>[[VULNERABILITY_COUNT_SUMMARY]]</w:t>
-      </w:r>
-    </w:p>
-    <w:p>
-      <w:r>
-        <w:t>[[VULNERABILITY_BLOCKS]]</w:t>
-      </w:r>
-    </w:p>
-    <w:p>
-      <w:r>
-        <w:t>[[VULN_NARRATIVE]]</w:t>
-      </w:r>
-    </w:p>
-    <w:p/>
-    <w:p>
-      <w:pPr>
-        <w:pStyle w:val="Heading2"/>
-      </w:pPr>
-      <w:bookmarkStart w:id="19" w:name="_Toc223593757"/>
-      <w:r>
-        <w:t>CROSS-INFRASTRUCTURE ANALYSIS</w:t>
-      </w:r>
-      <w:bookmarkEnd w:id="19"/>
-    </w:p>
-    <w:p>
-      <w:r>
-        <w:t>[[CROSS_INFRA_ANALYSIS]]</w:t>
-      </w:r>
-    </w:p>
     <w:p/>
     <w:sectPr>
-      <w:headerReference w:type="default" r:id="rId16"/>
-      <w:footerReference w:type="default" r:id="rId17"/>
+      <w:headerReference w:type="default" r:id="rId8"/>
+      <w:footerReference w:type="default" r:id="rId9"/>
+      <w:footerReference w:type="first" r:id="rId10"/>
       <w:pgSz w:w="12240" w:h="15840"/>
       <w:pgMar w:top="1440" w:right="900" w:bottom="1440" w:left="1440" w:header="720" w:footer="720" w:gutter="0"/>
       <w:pgNumType w:start="0"/>
@@ -1835,6 +1436,56 @@
 </file>
 
 <file path=word/footer1.xml><?xml version="1.0" encoding="utf-8"?>
+<w:ftr xmlns:wpc="http://schemas.microsoft.com/office/word/2010/wordprocessingCanvas" xmlns:cx="http://schemas.microsoft.com/office/drawing/2014/chartex" xmlns:cx1="http://schemas.microsoft.com/office/drawing/2015/9/8/chartex" xmlns:cx2="http://schemas.microsoft.com/office/drawing/2015/10/21/chartex" xmlns:cx3="http://schemas.microsoft.com/office/drawing/2016/5/9/chartex" xmlns:cx4="http://schemas.microsoft.com/office/drawing/2016/5/10/chartex" xmlns:cx5="http://schemas.microsoft.com/office/drawing/2016/5/11/chartex" xmlns:cx6="http://schemas.microsoft.com/office/drawing/2016/5/12/chartex" xmlns:cx7="http://schemas.microsoft.com/office/drawing/2016/5/13/chartex" xmlns:cx8="http://schemas.microsoft.com/office/drawing/2016/5/14/chartex" xmlns:mc="http://schemas.openxmlformats.org/markup-compatibility/2006" xmlns:aink="http://schemas.microsoft.com/office/drawing/2016/ink" xmlns:am3d="http://schemas.microsoft.com/office/drawing/2017/model3d" xmlns:o="urn:schemas-microsoft-com:office:office" xmlns:oel="http://schemas.microsoft.com/office/2019/extlst" xmlns:r="http://schemas.openxmlformats.org/officeDocument/2006/relationships" xmlns:m="http://schemas.openxmlformats.org/officeDocument/2006/math" xmlns:v="urn:schemas-microsoft-com:vml" xmlns:wp14="http://schemas.microsoft.com/office/word/2010/wordprocessingDrawing" xmlns:wp="http://schemas.openxmlformats.org/drawingml/2006/wordprocessingDrawing" xmlns:w10="urn:schemas-microsoft-com:office:word" xmlns:w="http://schemas.openxmlformats.org/wordprocessingml/2006/main" xmlns:w14="http://schemas.microsoft.com/office/word/2010/wordml" xmlns:w15="http://schemas.microsoft.com/office/word/2012/wordml" xmlns:w16cex="http://schemas.microsoft.com/office/word/2018/wordml/cex" xmlns:w16cid="http://schemas.microsoft.com/office/word/2016/wordml/cid" xmlns:w16="http://schemas.microsoft.com/office/word/2018/wordml" xmlns:w16du="http://schemas.microsoft.com/office/word/2023/wordml/word16du" xmlns:w16sdtdh="http://schemas.microsoft.com/office/word/2020/wordml/sdtdatahash" xmlns:w16sdtfl="http://schemas.microsoft.com/office/word/2024/wordml/sdtformatlock" xmlns:w16se="http://schemas.microsoft.com/office/word/2015/wordml/symex" xmlns:wpg="http://schemas.microsoft.com/office/word/2010/wordprocessingGroup" xmlns:wpi="http://schemas.microsoft.com/office/word/2010/wordprocessingInk" xmlns:wne="http://schemas.microsoft.com/office/word/2006/wordml" xmlns:wps="http://schemas.microsoft.com/office/word/2010/wordprocessingShape" mc:Ignorable="w14 w15 w16se w16cid w16 w16cex w16sdtdh w16sdtfl w16du wp14">
+  <w:p>
+    <w:pPr>
+      <w:pStyle w:val="Header"/>
+      <w:jc w:val="right"/>
+      <w:rPr>
+        <w:color w:val="005288"/>
+      </w:rPr>
+    </w:pPr>
+    <w:r>
+      <w:rPr>
+        <w:rStyle w:val="1CISAfooterChar"/>
+      </w:rPr>
+      <w:t>CISA | DEFEND TODAY,</w:t>
+    </w:r>
+    <w:r>
+      <w:rPr>
+        <w:rStyle w:val="2CISAfooterChar"/>
+      </w:rPr>
+      <w:t xml:space="preserve"> SECURE TOMORROW</w:t>
+    </w:r>
+  </w:p>
+  <w:p>
+    <w:pPr>
+      <w:pStyle w:val="Header"/>
+      <w:jc w:val="center"/>
+    </w:pPr>
+  </w:p>
+  <w:p>
+    <w:pPr>
+      <w:jc w:val="center"/>
+      <w:rPr>
+        <w:b/>
+        <w:bCs/>
+      </w:rPr>
+    </w:pPr>
+    <w:r>
+      <w:rPr>
+        <w:rFonts w:ascii="Franklin Gothic Medium" w:hAnsi="Franklin Gothic Medium"/>
+        <w:color w:val="FF0000"/>
+        <w:sz w:val="20"/>
+        <w:szCs w:val="20"/>
+      </w:rPr>
+      <w:t>UNCLASSIFIED//FOR OFFICIAL USE ONLY</w:t>
+    </w:r>
+  </w:p>
+</w:ftr>
+</file>
+
+<file path=word/footer2.xml><?xml version="1.0" encoding="utf-8"?>
 <w:ftr xmlns:wpc="http://schemas.microsoft.com/office/word/2010/wordprocessingCanvas" xmlns:cx="http://schemas.microsoft.com/office/drawing/2014/chartex" xmlns:cx1="http://schemas.microsoft.com/office/drawing/2015/9/8/chartex" xmlns:cx2="http://schemas.microsoft.com/office/drawing/2015/10/21/chartex" xmlns:cx3="http://schemas.microsoft.com/office/drawing/2016/5/9/chartex" xmlns:cx4="http://schemas.microsoft.com/office/drawing/2016/5/10/chartex" xmlns:cx5="http://schemas.microsoft.com/office/drawing/2016/5/11/chartex" xmlns:cx6="http://schemas.microsoft.com/office/drawing/2016/5/12/chartex" xmlns:cx7="http://schemas.microsoft.com/office/drawing/2016/5/13/chartex" xmlns:cx8="http://schemas.microsoft.com/office/drawing/2016/5/14/chartex" xmlns:mc="http://schemas.openxmlformats.org/markup-compatibility/2006" xmlns:aink="http://schemas.microsoft.com/office/drawing/2016/ink" xmlns:am3d="http://schemas.microsoft.com/office/drawing/2017/model3d" xmlns:o="urn:schemas-microsoft-com:office:office" xmlns:oel="http://schemas.microsoft.com/office/2019/extlst" xmlns:r="http://schemas.openxmlformats.org/officeDocument/2006/relationships" xmlns:m="http://schemas.openxmlformats.org/officeDocument/2006/math" xmlns:v="urn:schemas-microsoft-com:vml" xmlns:wp14="http://schemas.microsoft.com/office/word/2010/wordprocessingDrawing" xmlns:wp="http://schemas.openxmlformats.org/drawingml/2006/wordprocessingDrawing" xmlns:w10="urn:schemas-microsoft-com:office:word" xmlns:w="http://schemas.openxmlformats.org/wordprocessingml/2006/main" xmlns:w14="http://schemas.microsoft.com/office/word/2010/wordml" xmlns:w15="http://schemas.microsoft.com/office/word/2012/wordml" xmlns:w16cex="http://schemas.microsoft.com/office/word/2018/wordml/cex" xmlns:w16cid="http://schemas.microsoft.com/office/word/2016/wordml/cid" xmlns:w16="http://schemas.microsoft.com/office/word/2018/wordml" xmlns:w16du="http://schemas.microsoft.com/office/word/2023/wordml/word16du" xmlns:w16sdtdh="http://schemas.microsoft.com/office/word/2020/wordml/sdtdatahash" xmlns:w16sdtfl="http://schemas.microsoft.com/office/word/2024/wordml/sdtformatlock" xmlns:w16se="http://schemas.microsoft.com/office/word/2015/wordml/symex" xmlns:wpg="http://schemas.microsoft.com/office/word/2010/wordprocessingGroup" xmlns:wpi="http://schemas.microsoft.com/office/word/2010/wordprocessingInk" xmlns:wne="http://schemas.microsoft.com/office/word/2006/wordml" xmlns:wps="http://schemas.microsoft.com/office/word/2010/wordprocessingShape" mc:Ignorable="w14 w15 w16se w16cid w16 w16cex w16sdtdh w16sdtfl w16du wp14">
   <w:p>
     <w:pPr>
@@ -1968,21 +1619,14 @@
                               <w:sz w:val="22"/>
                               <w:szCs w:val="22"/>
                             </w:rPr>
-                            <w:t>Asset</w:t>
+                            <w:t>Hotel Operational Security Toolkit</w:t>
                           </w:r>
                           <w:r>
                             <w:rPr>
                               <w:sz w:val="22"/>
                               <w:szCs w:val="22"/>
                             </w:rPr>
-                            <w:t xml:space="preserve"> Dependency</w:t>
-                          </w:r>
-                          <w:r>
-                            <w:rPr>
-                              <w:sz w:val="22"/>
-                              <w:szCs w:val="22"/>
-                            </w:rPr>
-                            <w:t xml:space="preserve"> Assessment</w:t>
+                            <w:t xml:space="preserve"> (HOST)</w:t>
                           </w:r>
                         </w:p>
                       </w:txbxContent>
@@ -2025,21 +1669,14 @@
                         <w:sz w:val="22"/>
                         <w:szCs w:val="22"/>
                       </w:rPr>
-                      <w:t>Asset</w:t>
+                      <w:t>Hotel Operational Security Toolkit</w:t>
                     </w:r>
                     <w:r>
                       <w:rPr>
                         <w:sz w:val="22"/>
                         <w:szCs w:val="22"/>
                       </w:rPr>
-                      <w:t xml:space="preserve"> Dependency</w:t>
-                    </w:r>
-                    <w:r>
-                      <w:rPr>
-                        <w:sz w:val="22"/>
-                        <w:szCs w:val="22"/>
-                      </w:rPr>
-                      <w:t xml:space="preserve"> Assessment</w:t>
+                      <w:t xml:space="preserve"> (HOST)</w:t>
                     </w:r>
                   </w:p>
                 </w:txbxContent>
